--- a/WebContent/docx/HRDscore检测报告-简单版.docx
+++ b/WebContent/docx/HRDscore检测报告-简单版.docx
@@ -1326,8 +1326,6 @@
         </w:rPr>
         <w:t>检测结果提示</w:t>
       </w:r>
-      <w:bookmarkStart w:id="8" w:name="_GoBack"/>
-      <w:bookmarkEnd w:id="8"/>
     </w:p>
     <w:p>
       <w:pPr>
@@ -1352,11 +1350,11 @@
           <w:lang w:val="en-US" w:eastAsia="zh-CN"/>
         </w:rPr>
       </w:pPr>
-      <w:bookmarkStart w:id="3" w:name="_Toc17240"/>
-      <w:bookmarkStart w:id="4" w:name="_Toc107825551"/>
-      <w:bookmarkStart w:id="5" w:name="_Toc13492"/>
-      <w:bookmarkStart w:id="6" w:name="_Toc23434"/>
-      <w:bookmarkStart w:id="7" w:name="_Toc149837258"/>
+      <w:bookmarkStart w:id="3" w:name="_Toc13492"/>
+      <w:bookmarkStart w:id="4" w:name="_Toc17240"/>
+      <w:bookmarkStart w:id="5" w:name="_Toc107825551"/>
+      <w:bookmarkStart w:id="6" w:name="_Toc149837258"/>
+      <w:bookmarkStart w:id="7" w:name="_Toc23434"/>
       <w:r>
         <w:rPr>
           <w:rFonts w:hint="eastAsia" w:ascii="微软雅黑" w:hAnsi="微软雅黑" w:cs="Times New Roman"/>
@@ -1852,8 +1850,10 @@
         </w:tblCellMar>
       </w:tblPr>
       <w:tblGrid>
-        <w:gridCol w:w="4536"/>
-        <w:gridCol w:w="5245"/>
+        <w:gridCol w:w="1045"/>
+        <w:gridCol w:w="3491"/>
+        <w:gridCol w:w="962"/>
+        <w:gridCol w:w="4283"/>
       </w:tblGrid>
       <w:tr>
         <w:tblPrEx>
@@ -1865,14 +1865,23 @@
             <w:insideH w:val="single" w:color="31849B" w:sz="4" w:space="0"/>
             <w:insideV w:val="single" w:color="31849B" w:sz="4" w:space="0"/>
           </w:tblBorders>
+          <w:tblCellMar>
+            <w:top w:w="113" w:type="dxa"/>
+            <w:left w:w="108" w:type="dxa"/>
+            <w:bottom w:w="113" w:type="dxa"/>
+            <w:right w:w="108" w:type="dxa"/>
+          </w:tblCellMar>
         </w:tblPrEx>
         <w:trPr>
-          <w:trHeight w:val="227" w:hRule="atLeast"/>
+          <w:trHeight w:val="510" w:hRule="atLeast"/>
           <w:jc w:val="center"/>
         </w:trPr>
         <w:tc>
           <w:tcPr>
-            <w:tcW w:w="4536" w:type="dxa"/>
+            <w:tcW w:w="1045" w:type="dxa"/>
+            <w:tcBorders>
+              <w:right w:val="nil"/>
+            </w:tcBorders>
             <w:shd w:val="clear" w:color="auto" w:fill="auto"/>
             <w:tcMar>
               <w:top w:w="28" w:type="dxa"/>
@@ -1880,10 +1889,11 @@
               <w:bottom w:w="28" w:type="dxa"/>
               <w:right w:w="108" w:type="dxa"/>
             </w:tcMar>
-            <w:vAlign w:val="top"/>
+            <w:vAlign w:val="center"/>
           </w:tcPr>
           <w:p>
             <w:pPr>
+              <w:jc w:val="left"/>
               <w:rPr>
                 <w:color w:val="262626"/>
               </w:rPr>
@@ -1894,146 +1904,15 @@
                 <w:color w:val="262626"/>
               </w:rPr>
               <w:t>检测者：</w:t>
-            </w:r>
-            <w:r>
-              <w:rPr>
-                <w:sz w:val="22"/>
-              </w:rPr>
-              <mc:AlternateContent>
-                <mc:Choice Requires="wpg">
-                  <w:drawing>
-                    <wp:anchor distT="0" distB="0" distL="114300" distR="114300" simplePos="0" relativeHeight="251660288" behindDoc="0" locked="0" layoutInCell="1" allowOverlap="1">
-                      <wp:simplePos x="0" y="0"/>
-                      <wp:positionH relativeFrom="column">
-                        <wp:posOffset>661035</wp:posOffset>
-                      </wp:positionH>
-                      <wp:positionV relativeFrom="paragraph">
-                        <wp:posOffset>-88265</wp:posOffset>
-                      </wp:positionV>
-                      <wp:extent cx="3409950" cy="360045"/>
-                      <wp:effectExtent l="0" t="0" r="0" b="5715"/>
-                      <wp:wrapNone/>
-                      <wp:docPr id="12" name="组合 12"/>
-                      <wp:cNvGraphicFramePr/>
-                      <a:graphic xmlns:a="http://schemas.openxmlformats.org/drawingml/2006/main">
-                        <a:graphicData uri="http://schemas.microsoft.com/office/word/2010/wordprocessingGroup">
-                          <wpg:wgp>
-                            <wpg:cNvGrpSpPr/>
-                            <wpg:grpSpPr>
-                              <a:xfrm>
-                                <a:off x="0" y="0"/>
-                                <a:ext cx="3409950" cy="360045"/>
-                                <a:chOff x="9632" y="12252"/>
-                                <a:chExt cx="5370" cy="567"/>
-                              </a:xfrm>
-                            </wpg:grpSpPr>
-                            <pic:pic xmlns:pic="http://schemas.openxmlformats.org/drawingml/2006/picture">
-                              <pic:nvPicPr>
-                                <pic:cNvPr id="16" name="图片 6" descr="蔡冬雪"/>
-                                <pic:cNvPicPr>
-                                  <a:picLocks noChangeAspect="1"/>
-                                </pic:cNvPicPr>
-                              </pic:nvPicPr>
-                              <pic:blipFill>
-                                <a:blip r:embed="rId6">
-                                  <a:clrChange>
-                                    <a:clrFrom>
-                                      <a:srgbClr val="FFFFFF">
-                                        <a:alpha val="100000"/>
-                                      </a:srgbClr>
-                                    </a:clrFrom>
-                                    <a:clrTo>
-                                      <a:srgbClr val="FFFFFF">
-                                        <a:alpha val="100000"/>
-                                        <a:alpha val="0"/>
-                                      </a:srgbClr>
-                                    </a:clrTo>
-                                  </a:clrChange>
-                                </a:blip>
-                                <a:srcRect l="18656" t="33322" r="18897" b="26699"/>
-                                <a:stretch>
-                                  <a:fillRect/>
-                                </a:stretch>
-                              </pic:blipFill>
-                              <pic:spPr>
-                                <a:xfrm>
-                                  <a:off x="9632" y="12347"/>
-                                  <a:ext cx="1010" cy="454"/>
-                                </a:xfrm>
-                                <a:prstGeom prst="rect">
-                                  <a:avLst/>
-                                </a:prstGeom>
-                              </pic:spPr>
-                            </pic:pic>
-                            <pic:pic xmlns:pic="http://schemas.openxmlformats.org/drawingml/2006/picture">
-                              <pic:nvPicPr>
-                                <pic:cNvPr id="13" name="图片 4" descr="王建丽"/>
-                                <pic:cNvPicPr>
-                                  <a:picLocks noChangeAspect="1"/>
-                                </pic:cNvPicPr>
-                              </pic:nvPicPr>
-                              <pic:blipFill>
-                                <a:blip r:embed="rId7">
-                                  <a:clrChange>
-                                    <a:clrFrom>
-                                      <a:srgbClr val="FFFFFF">
-                                        <a:alpha val="100000"/>
-                                      </a:srgbClr>
-                                    </a:clrFrom>
-                                    <a:clrTo>
-                                      <a:srgbClr val="FFFFFF">
-                                        <a:alpha val="100000"/>
-                                        <a:alpha val="0"/>
-                                      </a:srgbClr>
-                                    </a:clrTo>
-                                  </a:clrChange>
-                                </a:blip>
-                                <a:stretch>
-                                  <a:fillRect/>
-                                </a:stretch>
-                              </pic:blipFill>
-                              <pic:spPr>
-                                <a:xfrm>
-                                  <a:off x="14002" y="12252"/>
-                                  <a:ext cx="1000" cy="567"/>
-                                </a:xfrm>
-                                <a:prstGeom prst="rect">
-                                  <a:avLst/>
-                                </a:prstGeom>
-                              </pic:spPr>
-                            </pic:pic>
-                          </wpg:wgp>
-                        </a:graphicData>
-                      </a:graphic>
-                    </wp:anchor>
-                  </w:drawing>
-                </mc:Choice>
-                <mc:Fallback>
-                  <w:pict>
-                    <v:group id="_x0000_s1026" o:spid="_x0000_s1026" o:spt="203" style="position:absolute;left:0pt;margin-left:52.05pt;margin-top:-6.95pt;height:28.35pt;width:268.5pt;z-index:251660288;mso-width-relative:page;mso-height-relative:page;" coordorigin="9632,12252" coordsize="5370,567" o:gfxdata="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">
-                      <o:lock v:ext="edit" aspectratio="f"/>
-                      <v:shape id="图片 6" o:spid="_x0000_s1026" o:spt="75" alt="蔡冬雪" type="#_x0000_t75" style="position:absolute;left:9632;top:12347;height:454;width:1010;" filled="f" o:preferrelative="t" stroked="f" coordsize="21600,21600" o:gfxdata="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">
-                        <v:fill on="f" focussize="0,0"/>
-                        <v:stroke on="f"/>
-                        <v:imagedata r:id="rId6" cropleft="12226f" croptop="21838f" cropright="12384f" cropbottom="17497f" chromakey="#FFFFFF" o:title=""/>
-                        <o:lock v:ext="edit" aspectratio="t"/>
-                      </v:shape>
-                      <v:shape id="图片 4" o:spid="_x0000_s1026" o:spt="75" alt="王建丽" type="#_x0000_t75" style="position:absolute;left:14002;top:12252;height:567;width:1000;" filled="f" o:preferrelative="t" stroked="f" coordsize="21600,21600" o:gfxdata="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">
-                        <v:fill on="f" focussize="0,0"/>
-                        <v:stroke on="f"/>
-                        <v:imagedata r:id="rId7" chromakey="#FFFFFF" o:title=""/>
-                        <o:lock v:ext="edit" aspectratio="t"/>
-                      </v:shape>
-                    </v:group>
-                  </w:pict>
-                </mc:Fallback>
-              </mc:AlternateContent>
             </w:r>
           </w:p>
         </w:tc>
         <w:tc>
           <w:tcPr>
-            <w:tcW w:w="5245" w:type="dxa"/>
+            <w:tcW w:w="3491" w:type="dxa"/>
+            <w:tcBorders>
+              <w:left w:val="nil"/>
+            </w:tcBorders>
             <w:shd w:val="clear" w:color="auto" w:fill="auto"/>
             <w:tcMar>
               <w:top w:w="28" w:type="dxa"/>
@@ -2041,11 +1920,13 @@
               <w:bottom w:w="28" w:type="dxa"/>
               <w:right w:w="108" w:type="dxa"/>
             </w:tcMar>
-            <w:vAlign w:val="top"/>
+            <w:vAlign w:val="center"/>
           </w:tcPr>
           <w:p>
             <w:pPr>
-              <w:rPr>
+              <w:jc w:val="left"/>
+              <w:rPr>
+                <w:rFonts w:hint="eastAsia"/>
                 <w:color w:val="262626"/>
               </w:rPr>
             </w:pPr>
@@ -2054,7 +1935,130 @@
                 <w:rFonts w:hint="eastAsia"/>
                 <w:color w:val="262626"/>
               </w:rPr>
+              <w:t>{{"ty_tianjin1"|sign(</w:t>
+            </w:r>
+            <w:r>
+              <w:rPr>
+                <w:rFonts w:hint="eastAsia"/>
+                <w:color w:val="262626"/>
+                <w:lang w:val="en-US" w:eastAsia="zh-CN"/>
+              </w:rPr>
+              <w:t>51</w:t>
+            </w:r>
+            <w:r>
+              <w:rPr>
+                <w:rFonts w:hint="eastAsia"/>
+                <w:color w:val="262626"/>
+              </w:rPr>
+              <w:t>,2</w:t>
+            </w:r>
+            <w:r>
+              <w:rPr>
+                <w:rFonts w:hint="eastAsia"/>
+                <w:color w:val="262626"/>
+                <w:lang w:val="en-US" w:eastAsia="zh-CN"/>
+              </w:rPr>
+              <w:t>3</w:t>
+            </w:r>
+            <w:r>
+              <w:rPr>
+                <w:rFonts w:hint="eastAsia"/>
+                <w:color w:val="262626"/>
+              </w:rPr>
+              <w:t>)}}</w:t>
+            </w:r>
+          </w:p>
+        </w:tc>
+        <w:tc>
+          <w:tcPr>
+            <w:tcW w:w="962" w:type="dxa"/>
+            <w:tcBorders>
+              <w:right w:val="nil"/>
+            </w:tcBorders>
+            <w:shd w:val="clear" w:color="auto" w:fill="auto"/>
+            <w:tcMar>
+              <w:top w:w="28" w:type="dxa"/>
+              <w:left w:w="108" w:type="dxa"/>
+              <w:bottom w:w="28" w:type="dxa"/>
+              <w:right w:w="108" w:type="dxa"/>
+            </w:tcMar>
+            <w:vAlign w:val="center"/>
+          </w:tcPr>
+          <w:p>
+            <w:pPr>
+              <w:jc w:val="left"/>
+              <w:rPr>
+                <w:color w:val="262626"/>
+              </w:rPr>
+            </w:pPr>
+            <w:r>
+              <w:rPr>
+                <w:rFonts w:hint="eastAsia"/>
+                <w:color w:val="262626"/>
+              </w:rPr>
               <w:t>审核者：</w:t>
+            </w:r>
+          </w:p>
+        </w:tc>
+        <w:tc>
+          <w:tcPr>
+            <w:tcW w:w="4283" w:type="dxa"/>
+            <w:tcBorders>
+              <w:left w:val="nil"/>
+            </w:tcBorders>
+            <w:shd w:val="clear" w:color="auto" w:fill="auto"/>
+            <w:tcMar>
+              <w:top w:w="28" w:type="dxa"/>
+              <w:left w:w="108" w:type="dxa"/>
+              <w:bottom w:w="28" w:type="dxa"/>
+              <w:right w:w="108" w:type="dxa"/>
+            </w:tcMar>
+            <w:vAlign w:val="center"/>
+          </w:tcPr>
+          <w:p>
+            <w:pPr>
+              <w:jc w:val="left"/>
+              <w:rPr>
+                <w:rFonts w:hint="eastAsia"/>
+                <w:color w:val="262626"/>
+              </w:rPr>
+            </w:pPr>
+            <w:r>
+              <w:rPr>
+                <w:rFonts w:hint="eastAsia"/>
+                <w:color w:val="262626"/>
+              </w:rPr>
+              <w:t>{{"ty_tianjin2"|sign(</w:t>
+            </w:r>
+            <w:r>
+              <w:rPr>
+                <w:rFonts w:hint="eastAsia"/>
+                <w:color w:val="262626"/>
+                <w:lang w:val="en-US" w:eastAsia="zh-CN"/>
+              </w:rPr>
+              <w:t>49</w:t>
+            </w:r>
+            <w:r>
+              <w:rPr>
+                <w:rFonts w:hint="eastAsia"/>
+                <w:color w:val="262626"/>
+              </w:rPr>
+              <w:t>,</w:t>
+            </w:r>
+            <w:r>
+              <w:rPr>
+                <w:rFonts w:hint="eastAsia"/>
+                <w:color w:val="262626"/>
+                <w:lang w:val="en-US" w:eastAsia="zh-CN"/>
+              </w:rPr>
+              <w:t>27</w:t>
+            </w:r>
+            <w:r>
+              <w:rPr>
+                <w:rFonts w:hint="eastAsia"/>
+                <w:color w:val="262626"/>
+              </w:rPr>
+              <w:t>)}}</w:t>
             </w:r>
           </w:p>
         </w:tc>
@@ -2077,13 +2081,13 @@
           </w:tblCellMar>
         </w:tblPrEx>
         <w:trPr>
-          <w:trHeight w:val="227" w:hRule="atLeast"/>
+          <w:trHeight w:val="510" w:hRule="atLeast"/>
           <w:jc w:val="center"/>
         </w:trPr>
         <w:tc>
           <w:tcPr>
             <w:tcW w:w="9781" w:type="dxa"/>
-            <w:gridSpan w:val="2"/>
+            <w:gridSpan w:val="4"/>
             <w:shd w:val="clear" w:color="auto" w:fill="auto"/>
             <w:tcMar>
               <w:top w:w="28" w:type="dxa"/>
@@ -2091,10 +2095,11 @@
               <w:bottom w:w="28" w:type="dxa"/>
               <w:right w:w="108" w:type="dxa"/>
             </w:tcMar>
-            <w:vAlign w:val="top"/>
+            <w:vAlign w:val="center"/>
           </w:tcPr>
           <w:p>
             <w:pPr>
+              <w:jc w:val="left"/>
               <w:rPr>
                 <w:rFonts w:hint="default" w:eastAsia="微软雅黑"/>
                 <w:color w:val="262626"/>
@@ -2222,8 +2227,10 @@
         </w:tblCellMar>
       </w:tblPr>
       <w:tblGrid>
-        <w:gridCol w:w="4536"/>
-        <w:gridCol w:w="5245"/>
+        <w:gridCol w:w="1058"/>
+        <w:gridCol w:w="3478"/>
+        <w:gridCol w:w="962"/>
+        <w:gridCol w:w="4283"/>
       </w:tblGrid>
       <w:tr>
         <w:tblPrEx>
@@ -2243,12 +2250,15 @@
           </w:tblCellMar>
         </w:tblPrEx>
         <w:trPr>
-          <w:trHeight w:val="227" w:hRule="atLeast"/>
+          <w:trHeight w:val="510" w:hRule="atLeast"/>
           <w:jc w:val="center"/>
         </w:trPr>
         <w:tc>
           <w:tcPr>
-            <w:tcW w:w="4536" w:type="dxa"/>
+            <w:tcW w:w="1058" w:type="dxa"/>
+            <w:tcBorders>
+              <w:right w:val="nil"/>
+            </w:tcBorders>
             <w:shd w:val="clear" w:color="auto" w:fill="auto"/>
             <w:tcMar>
               <w:top w:w="28" w:type="dxa"/>
@@ -2256,10 +2266,11 @@
               <w:bottom w:w="28" w:type="dxa"/>
               <w:right w:w="108" w:type="dxa"/>
             </w:tcMar>
-            <w:vAlign w:val="top"/>
+            <w:vAlign w:val="center"/>
           </w:tcPr>
           <w:p>
             <w:pPr>
+              <w:jc w:val="left"/>
               <w:rPr>
                 <w:color w:val="262626"/>
               </w:rPr>
@@ -2270,150 +2281,15 @@
                 <w:color w:val="262626"/>
               </w:rPr>
               <w:t>检测者：</w:t>
-            </w:r>
-            <w:r>
-              <w:rPr>
-                <w:sz w:val="24"/>
-              </w:rPr>
-              <mc:AlternateContent>
-                <mc:Choice Requires="wpg">
-                  <w:drawing>
-                    <wp:anchor distT="0" distB="0" distL="114300" distR="114300" simplePos="0" relativeHeight="251661312" behindDoc="0" locked="0" layoutInCell="1" allowOverlap="1">
-                      <wp:simplePos x="0" y="0"/>
-                      <wp:positionH relativeFrom="column">
-                        <wp:posOffset>619760</wp:posOffset>
-                      </wp:positionH>
-                      <wp:positionV relativeFrom="paragraph">
-                        <wp:posOffset>-96520</wp:posOffset>
-                      </wp:positionV>
-                      <wp:extent cx="3439795" cy="431800"/>
-                      <wp:effectExtent l="0" t="0" r="0" b="0"/>
-                      <wp:wrapNone/>
-                      <wp:docPr id="17" name="组合 17"/>
-                      <wp:cNvGraphicFramePr/>
-                      <a:graphic xmlns:a="http://schemas.openxmlformats.org/drawingml/2006/main">
-                        <a:graphicData uri="http://schemas.microsoft.com/office/word/2010/wordprocessingGroup">
-                          <wpg:wgp>
-                            <wpg:cNvGrpSpPr/>
-                            <wpg:grpSpPr>
-                              <a:xfrm>
-                                <a:off x="0" y="0"/>
-                                <a:ext cx="3439795" cy="431800"/>
-                                <a:chOff x="9633" y="114512"/>
-                                <a:chExt cx="5417" cy="680"/>
-                              </a:xfrm>
-                            </wpg:grpSpPr>
-                            <pic:pic xmlns:pic="http://schemas.openxmlformats.org/drawingml/2006/picture">
-                              <pic:nvPicPr>
-                                <pic:cNvPr id="15" name="图片 1"/>
-                                <pic:cNvPicPr>
-                                  <a:picLocks noChangeAspect="1"/>
-                                </pic:cNvPicPr>
-                              </pic:nvPicPr>
-                              <pic:blipFill>
-                                <a:blip r:embed="rId8">
-                                  <a:clrChange>
-                                    <a:clrFrom>
-                                      <a:srgbClr val="FFFFFF">
-                                        <a:alpha val="100000"/>
-                                      </a:srgbClr>
-                                    </a:clrFrom>
-                                    <a:clrTo>
-                                      <a:srgbClr val="FFFFFF">
-                                        <a:alpha val="100000"/>
-                                        <a:alpha val="0"/>
-                                      </a:srgbClr>
-                                    </a:clrTo>
-                                  </a:clrChange>
-                                </a:blip>
-                                <a:srcRect l="10922" t="11667"/>
-                                <a:stretch>
-                                  <a:fillRect/>
-                                </a:stretch>
-                              </pic:blipFill>
-                              <pic:spPr>
-                                <a:xfrm>
-                                  <a:off x="9633" y="114512"/>
-                                  <a:ext cx="1262" cy="680"/>
-                                </a:xfrm>
-                                <a:prstGeom prst="rect">
-                                  <a:avLst/>
-                                </a:prstGeom>
-                                <a:noFill/>
-                                <a:ln>
-                                  <a:noFill/>
-                                </a:ln>
-                              </pic:spPr>
-                            </pic:pic>
-                            <pic:pic xmlns:pic="http://schemas.openxmlformats.org/drawingml/2006/picture">
-                              <pic:nvPicPr>
-                                <pic:cNvPr id="11" name="图片 11" descr="王建丽"/>
-                                <pic:cNvPicPr>
-                                  <a:picLocks noChangeAspect="1"/>
-                                </pic:cNvPicPr>
-                              </pic:nvPicPr>
-                              <pic:blipFill>
-                                <a:blip r:embed="rId7">
-                                  <a:clrChange>
-                                    <a:clrFrom>
-                                      <a:srgbClr val="FFFFFF">
-                                        <a:alpha val="100000"/>
-                                      </a:srgbClr>
-                                    </a:clrFrom>
-                                    <a:clrTo>
-                                      <a:srgbClr val="FFFFFF">
-                                        <a:alpha val="100000"/>
-                                        <a:alpha val="0"/>
-                                      </a:srgbClr>
-                                    </a:clrTo>
-                                  </a:clrChange>
-                                </a:blip>
-                                <a:stretch>
-                                  <a:fillRect/>
-                                </a:stretch>
-                              </pic:blipFill>
-                              <pic:spPr>
-                                <a:xfrm>
-                                  <a:off x="14048" y="114524"/>
-                                  <a:ext cx="1002" cy="567"/>
-                                </a:xfrm>
-                                <a:prstGeom prst="rect">
-                                  <a:avLst/>
-                                </a:prstGeom>
-                              </pic:spPr>
-                            </pic:pic>
-                          </wpg:wgp>
-                        </a:graphicData>
-                      </a:graphic>
-                    </wp:anchor>
-                  </w:drawing>
-                </mc:Choice>
-                <mc:Fallback>
-                  <w:pict>
-                    <v:group id="_x0000_s1026" o:spid="_x0000_s1026" o:spt="203" style="position:absolute;left:0pt;margin-left:48.8pt;margin-top:-7.6pt;height:34pt;width:270.85pt;z-index:251661312;mso-width-relative:page;mso-height-relative:page;" coordorigin="9633,114512" coordsize="5417,680" o:gfxdata="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">
-                      <o:lock v:ext="edit" aspectratio="f"/>
-                      <v:shape id="图片 1" o:spid="_x0000_s1026" o:spt="75" type="#_x0000_t75" style="position:absolute;left:9633;top:114512;height:680;width:1262;" filled="f" o:preferrelative="t" stroked="f" coordsize="21600,21600" o:gfxdata="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">
-                        <v:fill on="f" focussize="0,0"/>
-                        <v:stroke on="f"/>
-                        <v:imagedata r:id="rId8" cropleft="7158f" croptop="7646f" chromakey="#FFFFFF" o:title=""/>
-                        <o:lock v:ext="edit" aspectratio="t"/>
-                      </v:shape>
-                      <v:shape id="_x0000_s1026" o:spid="_x0000_s1026" o:spt="75" alt="王建丽" type="#_x0000_t75" style="position:absolute;left:14048;top:114524;height:567;width:1002;" filled="f" o:preferrelative="t" stroked="f" coordsize="21600,21600" o:gfxdata="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">
-                        <v:fill on="f" focussize="0,0"/>
-                        <v:stroke on="f"/>
-                        <v:imagedata r:id="rId7" chromakey="#FFFFFF" o:title=""/>
-                        <o:lock v:ext="edit" aspectratio="t"/>
-                      </v:shape>
-                    </v:group>
-                  </w:pict>
-                </mc:Fallback>
-              </mc:AlternateContent>
             </w:r>
           </w:p>
         </w:tc>
         <w:tc>
           <w:tcPr>
-            <w:tcW w:w="5245" w:type="dxa"/>
+            <w:tcW w:w="3478" w:type="dxa"/>
+            <w:tcBorders>
+              <w:left w:val="nil"/>
+            </w:tcBorders>
             <w:shd w:val="clear" w:color="auto" w:fill="auto"/>
             <w:tcMar>
               <w:top w:w="28" w:type="dxa"/>
@@ -2421,11 +2297,13 @@
               <w:bottom w:w="28" w:type="dxa"/>
               <w:right w:w="108" w:type="dxa"/>
             </w:tcMar>
-            <w:vAlign w:val="top"/>
+            <w:vAlign w:val="center"/>
           </w:tcPr>
           <w:p>
             <w:pPr>
-              <w:rPr>
+              <w:jc w:val="left"/>
+              <w:rPr>
+                <w:rFonts w:hint="eastAsia"/>
                 <w:color w:val="262626"/>
               </w:rPr>
             </w:pPr>
@@ -2434,7 +2312,149 @@
                 <w:rFonts w:hint="eastAsia"/>
                 <w:color w:val="262626"/>
               </w:rPr>
+              <w:t>{{"ty_guangzhou1"|sign(</w:t>
+            </w:r>
+            <w:r>
+              <w:rPr>
+                <w:rFonts w:hint="eastAsia"/>
+                <w:color w:val="262626"/>
+                <w:lang w:val="en-US" w:eastAsia="zh-CN"/>
+              </w:rPr>
+              <w:t>46</w:t>
+            </w:r>
+            <w:r>
+              <w:rPr>
+                <w:rFonts w:hint="eastAsia"/>
+                <w:color w:val="262626"/>
+              </w:rPr>
+              <w:t>,</w:t>
+            </w:r>
+            <w:r>
+              <w:rPr>
+                <w:rFonts w:hint="eastAsia"/>
+                <w:color w:val="262626"/>
+                <w:lang w:val="en-US" w:eastAsia="zh-CN"/>
+              </w:rPr>
+              <w:t>25</w:t>
+            </w:r>
+            <w:r>
+              <w:rPr>
+                <w:rFonts w:hint="eastAsia"/>
+                <w:color w:val="262626"/>
+              </w:rPr>
+              <w:t>)}}</w:t>
+            </w:r>
+          </w:p>
+        </w:tc>
+        <w:tc>
+          <w:tcPr>
+            <w:tcW w:w="962" w:type="dxa"/>
+            <w:tcBorders>
+              <w:right w:val="nil"/>
+            </w:tcBorders>
+            <w:shd w:val="clear" w:color="auto" w:fill="auto"/>
+            <w:tcMar>
+              <w:top w:w="28" w:type="dxa"/>
+              <w:left w:w="108" w:type="dxa"/>
+              <w:bottom w:w="28" w:type="dxa"/>
+              <w:right w:w="108" w:type="dxa"/>
+            </w:tcMar>
+            <w:vAlign w:val="center"/>
+          </w:tcPr>
+          <w:p>
+            <w:pPr>
+              <w:jc w:val="left"/>
+              <w:rPr>
+                <w:color w:val="262626"/>
+              </w:rPr>
+            </w:pPr>
+            <w:r>
+              <w:rPr>
+                <w:rFonts w:hint="eastAsia"/>
+                <w:color w:val="262626"/>
+              </w:rPr>
               <w:t>审核者：</w:t>
+            </w:r>
+          </w:p>
+        </w:tc>
+        <w:tc>
+          <w:tcPr>
+            <w:tcW w:w="4283" w:type="dxa"/>
+            <w:tcBorders>
+              <w:left w:val="nil"/>
+            </w:tcBorders>
+            <w:shd w:val="clear" w:color="auto" w:fill="auto"/>
+            <w:tcMar>
+              <w:top w:w="28" w:type="dxa"/>
+              <w:left w:w="108" w:type="dxa"/>
+              <w:bottom w:w="28" w:type="dxa"/>
+              <w:right w:w="108" w:type="dxa"/>
+            </w:tcMar>
+            <w:vAlign w:val="center"/>
+          </w:tcPr>
+          <w:p>
+            <w:pPr>
+              <w:jc w:val="left"/>
+              <w:rPr>
+                <w:rFonts w:hint="eastAsia"/>
+                <w:color w:val="262626"/>
+              </w:rPr>
+            </w:pPr>
+            <w:r>
+              <w:rPr>
+                <w:rFonts w:hint="eastAsia"/>
+                <w:color w:val="262626"/>
+              </w:rPr>
+              <w:t>{{"</w:t>
+            </w:r>
+            <w:r>
+              <w:rPr>
+                <w:rFonts w:hint="eastAsia" w:ascii="微软雅黑" w:hAnsi="微软雅黑" w:eastAsia="微软雅黑" w:cs="微软雅黑"/>
+                <w:b w:val="0"/>
+                <w:bCs w:val="0"/>
+                <w:sz w:val="20"/>
+                <w:szCs w:val="20"/>
+              </w:rPr>
+              <w:t>ty_guangzhou</w:t>
+            </w:r>
+            <w:bookmarkStart w:id="8" w:name="_GoBack"/>
+            <w:bookmarkEnd w:id="8"/>
+            <w:r>
+              <w:rPr>
+                <w:rFonts w:hint="eastAsia"/>
+                <w:color w:val="262626"/>
+              </w:rPr>
+              <w:t>2"|sign(</w:t>
+            </w:r>
+            <w:r>
+              <w:rPr>
+                <w:rFonts w:hint="eastAsia"/>
+                <w:color w:val="262626"/>
+                <w:lang w:val="en-US" w:eastAsia="zh-CN"/>
+              </w:rPr>
+              <w:t>49</w:t>
+            </w:r>
+            <w:r>
+              <w:rPr>
+                <w:rFonts w:hint="eastAsia"/>
+                <w:color w:val="262626"/>
+              </w:rPr>
+              <w:t>,</w:t>
+            </w:r>
+            <w:r>
+              <w:rPr>
+                <w:rFonts w:hint="eastAsia"/>
+                <w:color w:val="262626"/>
+                <w:lang w:val="en-US" w:eastAsia="zh-CN"/>
+              </w:rPr>
+              <w:t>27</w:t>
+            </w:r>
+            <w:r>
+              <w:rPr>
+                <w:rFonts w:hint="eastAsia"/>
+                <w:color w:val="262626"/>
+              </w:rPr>
+              <w:t>)}}</w:t>
             </w:r>
           </w:p>
         </w:tc>
@@ -2457,13 +2477,13 @@
           </w:tblCellMar>
         </w:tblPrEx>
         <w:trPr>
-          <w:trHeight w:val="227" w:hRule="atLeast"/>
+          <w:trHeight w:val="510" w:hRule="atLeast"/>
           <w:jc w:val="center"/>
         </w:trPr>
         <w:tc>
           <w:tcPr>
             <w:tcW w:w="9781" w:type="dxa"/>
-            <w:gridSpan w:val="2"/>
+            <w:gridSpan w:val="4"/>
             <w:shd w:val="clear" w:color="auto" w:fill="auto"/>
             <w:tcMar>
               <w:top w:w="28" w:type="dxa"/>
@@ -2471,10 +2491,11 @@
               <w:bottom w:w="28" w:type="dxa"/>
               <w:right w:w="108" w:type="dxa"/>
             </w:tcMar>
-            <w:vAlign w:val="top"/>
+            <w:vAlign w:val="center"/>
           </w:tcPr>
           <w:p>
             <w:pPr>
+              <w:jc w:val="left"/>
               <w:rPr>
                 <w:rFonts w:hint="default" w:eastAsia="微软雅黑"/>
                 <w:color w:val="262626"/>
@@ -5445,14 +5466,7 @@
 </file>
 
 <file path=customXml/item2.xml><?xml version="1.0" encoding="utf-8"?>
-<cp:coreProperties xmlns:cp="http://schemas.openxmlformats.org/package/2006/metadata/core-properties" xmlns:dc="http://purl.org/dc/elements/1.1/" xmlns:dcterms="http://purl.org/dc/terms/" xmlns:dcmitype="http://purl.org/dc/dcmitype/" xmlns:xsi="http://www.w3.org/2001/XMLSchema-instance">
-  <dc:creator>wuzhongwei</dc:creator>
-  <cp:lastModifiedBy>Han</cp:lastModifiedBy>
-  <cp:revision>25</cp:revision>
-  <cp:lastPrinted>2019-09-19T01:02:00Z</cp:lastPrinted>
-  <dcterms:created xsi:type="dcterms:W3CDTF">2021-09-02T10:21:00Z</dcterms:created>
-  <dcterms:modified xsi:type="dcterms:W3CDTF">2022-11-04T08:31:00Z</dcterms:modified>
-</cp:coreProperties>
+<b:Sources xmlns:b="http://schemas.openxmlformats.org/officeDocument/2006/bibliography" xmlns="http://schemas.openxmlformats.org/officeDocument/2006/bibliography" SelectedStyle="\APASixthEditionOfficeOnline.xsl" StyleName="APA" Version="6"/>
 </file>
 
 <file path=customXml/item3.xml><?xml version="1.0" encoding="utf-8"?>
@@ -5466,8 +5480,13 @@
   <DocSecurity>0</DocSecurity>
   <Lines>502</Lines>
   <Paragraphs>141</Paragraphs>
+  <ScaleCrop>false</ScaleCrop>
+  <Company/>
+  <LinksUpToDate>false</LinksUpToDate>
   <CharactersWithSpaces>70759</CharactersWithSpaces>
-  <AppVersion>15.0000</AppVersion>
+  <SharedDoc>false</SharedDoc>
+  <HyperlinksChanged>false</HyperlinksChanged>
+  <AppVersion>16.0000</AppVersion>
 </Properties>
 </file>
 
@@ -5497,18 +5516,20 @@
   <DocSecurity>0</DocSecurity>
   <Lines>502</Lines>
   <Paragraphs>141</Paragraphs>
-  <ScaleCrop>false</ScaleCrop>
-  <Company/>
-  <LinksUpToDate>false</LinksUpToDate>
   <CharactersWithSpaces>70759</CharactersWithSpaces>
-  <SharedDoc>false</SharedDoc>
-  <HyperlinksChanged>false</HyperlinksChanged>
-  <AppVersion>16.0000</AppVersion>
+  <AppVersion>15.0000</AppVersion>
 </Properties>
 </file>
 
 <file path=customXml/item6.xml><?xml version="1.0" encoding="utf-8"?>
-<b:Sources xmlns:b="http://schemas.openxmlformats.org/officeDocument/2006/bibliography" xmlns="http://schemas.openxmlformats.org/officeDocument/2006/bibliography" SelectedStyle="\APASixthEditionOfficeOnline.xsl" StyleName="APA" Version="6"/>
+<cp:coreProperties xmlns:cp="http://schemas.openxmlformats.org/package/2006/metadata/core-properties" xmlns:dc="http://purl.org/dc/elements/1.1/" xmlns:dcterms="http://purl.org/dc/terms/" xmlns:dcmitype="http://purl.org/dc/dcmitype/" xmlns:xsi="http://www.w3.org/2001/XMLSchema-instance">
+  <dc:creator>wuzhongwei</dc:creator>
+  <cp:lastModifiedBy>Han</cp:lastModifiedBy>
+  <cp:revision>25</cp:revision>
+  <cp:lastPrinted>2019-09-19T01:02:00Z</cp:lastPrinted>
+  <dcterms:created xsi:type="dcterms:W3CDTF">2021-09-02T10:21:00Z</dcterms:created>
+  <dcterms:modified xsi:type="dcterms:W3CDTF">2022-11-04T08:31:00Z</dcterms:modified>
+</cp:coreProperties>
 </file>
 
 <file path=customXml/itemProps1.xml><?xml version="1.0" encoding="utf-8"?>
@@ -5520,13 +5541,13 @@
 </file>
 
 <file path=customXml/itemProps2.xml><?xml version="1.0" encoding="utf-8"?>
-<ds:datastoreItem xmlns:ds="http://schemas.openxmlformats.org/officeDocument/2006/customXml" ds:itemID="{9730dbff-7d23-4f3f-8945-b22c712870b2}">
+<ds:datastoreItem xmlns:ds="http://schemas.openxmlformats.org/officeDocument/2006/customXml" ds:itemID="{D9E68FF8-7140-42C3-A777-F9DF59379B8B}">
   <ds:schemaRefs/>
 </ds:datastoreItem>
 </file>
 
 <file path=customXml/itemProps3.xml><?xml version="1.0" encoding="utf-8"?>
-<ds:datastoreItem xmlns:ds="http://schemas.openxmlformats.org/officeDocument/2006/customXml" ds:itemID="{82825c24-1b70-4d0e-a282-2cf4617ceb25}">
+<ds:datastoreItem xmlns:ds="http://schemas.openxmlformats.org/officeDocument/2006/customXml" ds:itemID="{bd807534-c03b-4eb0-a608-0c9c0cf1cedb}">
   <ds:schemaRefs/>
 </ds:datastoreItem>
 </file>
@@ -5538,13 +5559,13 @@
 </file>
 
 <file path=customXml/itemProps5.xml><?xml version="1.0" encoding="utf-8"?>
-<ds:datastoreItem xmlns:ds="http://schemas.openxmlformats.org/officeDocument/2006/customXml" ds:itemID="{bd807534-c03b-4eb0-a608-0c9c0cf1cedb}">
+<ds:datastoreItem xmlns:ds="http://schemas.openxmlformats.org/officeDocument/2006/customXml" ds:itemID="{82825c24-1b70-4d0e-a282-2cf4617ceb25}">
   <ds:schemaRefs/>
 </ds:datastoreItem>
 </file>
 
 <file path=customXml/itemProps6.xml><?xml version="1.0" encoding="utf-8"?>
-<ds:datastoreItem xmlns:ds="http://schemas.openxmlformats.org/officeDocument/2006/customXml" ds:itemID="{D9E68FF8-7140-42C3-A777-F9DF59379B8B}">
+<ds:datastoreItem xmlns:ds="http://schemas.openxmlformats.org/officeDocument/2006/customXml" ds:itemID="{9730dbff-7d23-4f3f-8945-b22c712870b2}">
   <ds:schemaRefs/>
 </ds:datastoreItem>
 </file>